--- a/export/pieces/projet-chiens-paris.docx
+++ b/export/pieces/projet-chiens-paris.docx
@@ -34,6 +34,135 @@
       </w:pPr>
       <w:r>
         <w:t>Projet « chiens de Paris » — creusage du 29/09/2026</w:t>
+      </w:r>
+    </w:p>
+    <w:p>
+      <w:pPr>
+        <w:pStyle w:val="Heading2"/>
+      </w:pPr>
+      <w:r>
+        <w:t>Sommaire</w:t>
+      </w:r>
+    </w:p>
+    <w:p>
+      <w:pPr>
+        <w:pStyle w:val="ListBullet"/>
+      </w:pPr>
+      <w:r>
+        <w:rPr>
+          <w:b w:val="0"/>
+        </w:rPr>
+        <w:t>1. État des lieux chiffré</w:t>
+      </w:r>
+    </w:p>
+    <w:p>
+      <w:pPr>
+        <w:pStyle w:val="ListBullet"/>
+      </w:pPr>
+      <w:r>
+        <w:rPr>
+          <w:b w:val="0"/>
+        </w:rPr>
+        <w:t>2. La cible vaut-elle un électorat ? (le calcul qui décide de tout)</w:t>
+      </w:r>
+    </w:p>
+    <w:p>
+      <w:pPr>
+        <w:pStyle w:val="ListBullet"/>
+      </w:pPr>
+      <w:r>
+        <w:rPr>
+          <w:b w:val="0"/>
+        </w:rPr>
+        <w:t>3. Le problème politique : le sujet est déjà occupé</w:t>
+      </w:r>
+    </w:p>
+    <w:p>
+      <w:pPr>
+        <w:pStyle w:val="ListBullet"/>
+      </w:pPr>
+      <w:r>
+        <w:rPr>
+          <w:b w:val="0"/>
+        </w:rPr>
+        <w:t>4. Trois positionnements (à trancher AVANT tout chiffrage)</w:t>
+      </w:r>
+    </w:p>
+    <w:p>
+      <w:pPr>
+        <w:pStyle w:val="ListBullet"/>
+      </w:pPr>
+      <w:r>
+        <w:rPr>
+          <w:b w:val="0"/>
+        </w:rPr>
+        <w:t>5. Chiffrage</w:t>
+      </w:r>
+    </w:p>
+    <w:p>
+      <w:pPr>
+        <w:pStyle w:val="ListBullet2"/>
+      </w:pPr>
+      <w:r>
+        <w:rPr>
+          <w:b w:val="0"/>
+        </w:rPr>
+        <w:t>5.1 Ce que coûterait le programme (ce que la Ville paierait)</w:t>
+      </w:r>
+    </w:p>
+    <w:p>
+      <w:pPr>
+        <w:pStyle w:val="ListBullet2"/>
+      </w:pPr>
+      <w:r>
+        <w:rPr>
+          <w:b w:val="0"/>
+        </w:rPr>
+        <w:t>5.2 Comment le financer (et ce qui est légalement possible)</w:t>
+      </w:r>
+    </w:p>
+    <w:p>
+      <w:pPr>
+        <w:pStyle w:val="ListBullet2"/>
+      </w:pPr>
+      <w:r>
+        <w:rPr>
+          <w:b w:val="0"/>
+        </w:rPr>
+        <w:t>5.3 Le coût de la machine politique elle-même</w:t>
+      </w:r>
+    </w:p>
+    <w:p>
+      <w:pPr>
+        <w:pStyle w:val="ListBullet"/>
+      </w:pPr>
+      <w:r>
+        <w:rPr>
+          <w:b w:val="0"/>
+        </w:rPr>
+        <w:t>6. Ce qui peut tuer l'idée (hypothèses à tester d'abord)</w:t>
+      </w:r>
+    </w:p>
+    <w:p>
+      <w:pPr>
+        <w:pStyle w:val="ListBullet"/>
+      </w:pPr>
+      <w:r>
+        <w:rPr>
+          <w:b w:val="0"/>
+        </w:rPr>
+        <w:t>7. Pas suivants pas chers</w:t>
+      </w:r>
+    </w:p>
+    <w:p>
+      <w:pPr>
+        <w:pStyle w:val="ListBullet"/>
+      </w:pPr>
+      <w:r>
+        <w:rPr>
+          <w:b w:val="0"/>
+        </w:rPr>
+        <w:t>Sources</w:t>
       </w:r>
     </w:p>
     <w:p>

--- a/export/pieces/projet-chiens-paris.docx
+++ b/export/pieces/projet-chiens-paris.docx
@@ -953,7 +953,24 @@
     </w:p>
     <w:p>
       <w:r>
-        <w:t>Où tester en premier (densité canine + taille d'arrondissement) :</w:t>
+        <w:t xml:space="preserve">Où tester en premier (densité canine + taille d'arrondissement) — </w:t>
+      </w:r>
+      <w:r>
+        <w:rPr>
+          <w:b/>
+        </w:rPr>
+        <w:t>arbitrage du 29/09/2026 : le 13e</w:t>
+      </w:r>
+      <w:r>
+        <w:t>, parce que c'est là que vivent les volontaires qui comptent (environ 180 000 habitants, 43 sièges au conseil d'arrondissement, majorité stable, 62 espaces verts ouverts au public) :</w:t>
+      </w:r>
+    </w:p>
+    <w:p>
+      <w:pPr>
+        <w:pStyle w:val="ListBullet"/>
+      </w:pPr>
+      <w:r>
+        <w:t>13e (chiffre I-CAD à demander à la Ville),</w:t>
       </w:r>
     </w:p>
     <w:p>
